--- a/eng/docx/003.content.docx
+++ b/eng/docx/003.content.docx
@@ -128,19 +128,6 @@
           <w:lang w:val="en_US" w:bidi="en_US"/>
         </w:rPr>
         <w:t>B</w:t>
-      </w:r>
-      <w:r>
-        <w:rPr>
-          <w:lang w:val="en_US" w:bidi="en_US"/>
-        </w:rPr>
-      </w:r>
-    </w:p>
-    <w:p>
-      <w:pPr/>
-      <w:r>
-        <w:rPr>
-          <w:lang w:val="en_US" w:bidi="en_US"/>
-        </w:rPr>
       </w:r>
       <w:r>
         <w:rPr>

--- a/eng/docx/003.content.docx
+++ b/eng/docx/003.content.docx
@@ -19,7 +19,7 @@
         <w:rPr>
           <w:lang w:val="en_US" w:bidi="en_US"/>
         </w:rPr>
-        <w:t>Resource: Translation Words (unfoldingWord)</w:t>
+        <w:t>Resource: unfoldingWord® Translation Words</w:t>
       </w:r>
       <w:r>
         <w:rPr>
@@ -90,7 +90,7 @@
         <w:rPr>
           <w:lang w:val="en_US" w:bidi="en_US"/>
         </w:rPr>
-        <w:t>Translation Words (unfoldingWord)</w:t>
+        <w:t>unfoldingWord® Translation Words</w:t>
       </w:r>
     </w:p>
     <w:p>

--- a/eng/docx/003.content.docx
+++ b/eng/docx/003.content.docx
@@ -9031,6 +9031,146 @@
         <w:rPr>
           <w:lang w:val="en_US" w:bidi="en_US"/>
         </w:rPr>
+        <w:t>Beget</w:t>
+      </w:r>
+      <w:r>
+        <w:rPr>
+          <w:lang w:val="en_US" w:bidi="en_US"/>
+        </w:rPr>
+      </w:r>
+    </w:p>
+    <w:p>
+      <w:pPr>
+        <w:pStyle w:val="Heading3"/>
+      </w:pPr>
+      <w:r>
+        <w:rPr>
+          <w:lang w:val="en_US" w:bidi="en_US"/>
+        </w:rPr>
+        <w:t>Definition:</w:t>
+      </w:r>
+    </w:p>
+    <w:p>
+      <w:pPr/>
+      <w:r>
+        <w:rPr>
+          <w:lang w:val="en_US" w:bidi="en_US"/>
+        </w:rPr>
+      </w:r>
+      <w:r>
+        <w:rPr>
+          <w:lang w:val="en_US" w:bidi="en_US"/>
+        </w:rPr>
+        <w:t>The term “beget” means to become the father of someone.</w:t>
+      </w:r>
+    </w:p>
+    <w:p>
+      <w:pPr>
+        <w:pStyle w:val="Heading3"/>
+      </w:pPr>
+      <w:r>
+        <w:rPr>
+          <w:lang w:val="en_US" w:bidi="en_US"/>
+        </w:rPr>
+        <w:t>Translation Suggestions:</w:t>
+      </w:r>
+    </w:p>
+    <w:p>
+      <w:pPr>
+        <w:pStyle w:val="ListBullet"/>
+        <w:spacing w:line="240" w:lineRule="auto"/>
+        <w:ind w:left="720"/>
+      </w:pPr>
+      <w:r>
+        <w:rPr>
+          <w:lang w:val="en_US" w:bidi="en_US"/>
+        </w:rPr>
+      </w:r>
+      <w:r>
+        <w:rPr>
+          <w:lang w:val="en_US" w:bidi="en_US"/>
+        </w:rPr>
+        <w:t>You could translate the phrase “beget” as “bring forth” and the term “begat” as “fathered” and the term “begot” as “gave life.”</w:t>
+      </w:r>
+    </w:p>
+    <w:p>
+      <w:pPr>
+        <w:pStyle w:val="ListBullet"/>
+        <w:spacing w:line="240" w:lineRule="auto"/>
+        <w:ind w:left="720"/>
+      </w:pPr>
+      <w:r>
+        <w:rPr>
+          <w:lang w:val="en_US" w:bidi="en_US"/>
+        </w:rPr>
+      </w:r>
+      <w:r>
+        <w:rPr>
+          <w:lang w:val="en_US" w:bidi="en_US"/>
+        </w:rPr>
+        <w:t>The term “begotten” is the passive form of “beget” and means to “be born.”</w:t>
+      </w:r>
+    </w:p>
+    <w:p>
+      <w:pPr>
+        <w:pStyle w:val="Heading3"/>
+      </w:pPr>
+      <w:r>
+        <w:rPr>
+          <w:lang w:val="en_US" w:bidi="en_US"/>
+        </w:rPr>
+        <w:t>Bible References:</w:t>
+      </w:r>
+    </w:p>
+    <w:p>
+      <w:pPr>
+        <w:pStyle w:val="Heading3"/>
+      </w:pPr>
+      <w:r>
+        <w:rPr>
+          <w:lang w:val="en_US" w:bidi="en_US"/>
+        </w:rPr>
+        <w:t>Word Data:</w:t>
+      </w:r>
+    </w:p>
+    <w:p>
+      <w:pPr>
+        <w:pStyle w:val="ListBullet"/>
+        <w:spacing w:line="240" w:lineRule="auto"/>
+        <w:ind w:left="720"/>
+      </w:pPr>
+      <w:r>
+        <w:rPr>
+          <w:lang w:val="en_US" w:bidi="en_US"/>
+        </w:rPr>
+      </w:r>
+      <w:r>
+        <w:rPr>
+          <w:lang w:val="en_US" w:bidi="en_US"/>
+        </w:rPr>
+      </w:r>
+      <w:r>
+        <w:rPr>
+          <w:lang w:val="en_US" w:bidi="en_US"/>
+        </w:rPr>
+      </w:r>
+    </w:p>
+    <w:p>
+      <w:pPr/>
+      <w:r>
+        <w:rPr>
+          <w:lang w:val="en_US" w:bidi="en_US"/>
+        </w:rPr>
+      </w:r>
+    </w:p>
+    <w:p>
+      <w:pPr>
+        <w:pStyle w:val="Heading2"/>
+      </w:pPr>
+      <w:r>
+        <w:rPr>
+          <w:lang w:val="en_US" w:bidi="en_US"/>
+        </w:rPr>
         <w:t>Beg-For Money</w:t>
       </w:r>
       <w:r>
@@ -9243,146 +9383,6 @@
           <w:lang w:val="en_US" w:bidi="en_US"/>
         </w:rPr>
         <w:t>Strong’s:</w:t>
-      </w:r>
-      <w:r>
-        <w:rPr>
-          <w:lang w:val="en_US" w:bidi="en_US"/>
-        </w:rPr>
-      </w:r>
-      <w:r>
-        <w:rPr>
-          <w:lang w:val="en_US" w:bidi="en_US"/>
-        </w:rPr>
-      </w:r>
-    </w:p>
-    <w:p>
-      <w:pPr/>
-      <w:r>
-        <w:rPr>
-          <w:lang w:val="en_US" w:bidi="en_US"/>
-        </w:rPr>
-      </w:r>
-    </w:p>
-    <w:p>
-      <w:pPr>
-        <w:pStyle w:val="Heading2"/>
-      </w:pPr>
-      <w:r>
-        <w:rPr>
-          <w:lang w:val="en_US" w:bidi="en_US"/>
-        </w:rPr>
-        <w:t>Beget</w:t>
-      </w:r>
-      <w:r>
-        <w:rPr>
-          <w:lang w:val="en_US" w:bidi="en_US"/>
-        </w:rPr>
-      </w:r>
-    </w:p>
-    <w:p>
-      <w:pPr>
-        <w:pStyle w:val="Heading3"/>
-      </w:pPr>
-      <w:r>
-        <w:rPr>
-          <w:lang w:val="en_US" w:bidi="en_US"/>
-        </w:rPr>
-        <w:t>Definition:</w:t>
-      </w:r>
-    </w:p>
-    <w:p>
-      <w:pPr/>
-      <w:r>
-        <w:rPr>
-          <w:lang w:val="en_US" w:bidi="en_US"/>
-        </w:rPr>
-      </w:r>
-      <w:r>
-        <w:rPr>
-          <w:lang w:val="en_US" w:bidi="en_US"/>
-        </w:rPr>
-        <w:t>The term “beget” means to become the father of someone.</w:t>
-      </w:r>
-    </w:p>
-    <w:p>
-      <w:pPr>
-        <w:pStyle w:val="Heading3"/>
-      </w:pPr>
-      <w:r>
-        <w:rPr>
-          <w:lang w:val="en_US" w:bidi="en_US"/>
-        </w:rPr>
-        <w:t>Translation Suggestions:</w:t>
-      </w:r>
-    </w:p>
-    <w:p>
-      <w:pPr>
-        <w:pStyle w:val="ListBullet"/>
-        <w:spacing w:line="240" w:lineRule="auto"/>
-        <w:ind w:left="720"/>
-      </w:pPr>
-      <w:r>
-        <w:rPr>
-          <w:lang w:val="en_US" w:bidi="en_US"/>
-        </w:rPr>
-      </w:r>
-      <w:r>
-        <w:rPr>
-          <w:lang w:val="en_US" w:bidi="en_US"/>
-        </w:rPr>
-        <w:t>You could translate the phrase “beget” as “bring forth” and the term “begat” as “fathered” and the term “begot” as “gave life.”</w:t>
-      </w:r>
-    </w:p>
-    <w:p>
-      <w:pPr>
-        <w:pStyle w:val="ListBullet"/>
-        <w:spacing w:line="240" w:lineRule="auto"/>
-        <w:ind w:left="720"/>
-      </w:pPr>
-      <w:r>
-        <w:rPr>
-          <w:lang w:val="en_US" w:bidi="en_US"/>
-        </w:rPr>
-      </w:r>
-      <w:r>
-        <w:rPr>
-          <w:lang w:val="en_US" w:bidi="en_US"/>
-        </w:rPr>
-        <w:t>The term “begotten” is the passive form of “beget” and means to “be born.”</w:t>
-      </w:r>
-    </w:p>
-    <w:p>
-      <w:pPr>
-        <w:pStyle w:val="Heading3"/>
-      </w:pPr>
-      <w:r>
-        <w:rPr>
-          <w:lang w:val="en_US" w:bidi="en_US"/>
-        </w:rPr>
-        <w:t>Bible References:</w:t>
-      </w:r>
-    </w:p>
-    <w:p>
-      <w:pPr>
-        <w:pStyle w:val="Heading3"/>
-      </w:pPr>
-      <w:r>
-        <w:rPr>
-          <w:lang w:val="en_US" w:bidi="en_US"/>
-        </w:rPr>
-        <w:t>Word Data:</w:t>
-      </w:r>
-    </w:p>
-    <w:p>
-      <w:pPr>
-        <w:pStyle w:val="ListBullet"/>
-        <w:spacing w:line="240" w:lineRule="auto"/>
-        <w:ind w:left="720"/>
-      </w:pPr>
-      <w:r>
-        <w:rPr>
-          <w:lang w:val="en_US" w:bidi="en_US"/>
-        </w:rPr>
       </w:r>
       <w:r>
         <w:rPr>
